--- a/Marc Stoyer Master CV.docx
+++ b/Marc Stoyer Master CV.docx
@@ -147,17 +147,7 @@
                 <w:szCs w:val="18"/>
                 <w:rtl w:val="0"/>
               </w:rPr>
-              <w:t xml:space="preserve">G</w:t>
-            </w:r>
-            <w:r>
-              <w:rPr>
-                <w:rFonts w:ascii="Lora" w:cs="Lora" w:eastAsia="Lora" w:hAnsi="Lora"/>
-                <w:color w:val="262626"/>
-                <w:sz w:val="18"/>
-                <w:szCs w:val="18"/>
-                <w:rtl w:val="0"/>
-              </w:rPr>
-              <w:t xml:space="preserve">ithub.com/MarcStoyer</w:t>
+              <w:t xml:space="preserve">MarcStoyer.com</w:t>
             </w:r>
             <w:r>
               <w:rPr>
